--- a/docs/历年规律与2027预测.docx
+++ b/docs/历年规律与2027预测.docx
@@ -4177,7 +4177,7 @@
           <w:color w:val="505050"/>
           <w:sz w:val="20"/>
         </w:rPr>
-        <w:t>共 8 题</w:t>
+        <w:t>共 8 题，本地题库已补齐</w:t>
       </w:r>
       <w:r>
         <w:rPr>
@@ -4186,17 +4186,19 @@
           <w:color w:val="505050"/>
           <w:sz w:val="20"/>
         </w:rPr>
-        <w:t xml:space="preserve">，本地真题库缺 </w:t>
+        <w:t>（G 题《周期信号测量分析装置》已从</w:t>
       </w:r>
-      <w:r>
-        <w:rPr>
-          <w:rFonts w:ascii="微软雅黑" w:hAnsi="微软雅黑" w:eastAsia="微软雅黑"/>
-          <w:b/>
-          <w:color w:val="505050"/>
-          <w:sz w:val="20"/>
-        </w:rPr>
-        <w:t>G 题《周期信号测量分析装置》</w:t>
-      </w:r>
+      <w:hyperlink r:id="rId17">
+        <w:r>
+          <w:rPr>
+            <w:rFonts w:ascii="微软雅黑" w:hAnsi="微软雅黑" w:eastAsia="微软雅黑"/>
+            <w:sz w:val="20"/>
+            <w:color w:val="0563C1"/>
+            <w:u w:val="single"/>
+          </w:rPr>
+          <w:t xml:space="preserve">官方赛题公示</w:t>
+        </w:r>
+      </w:hyperlink>
       <w:r>
         <w:rPr>
           <w:rFonts w:ascii="微软雅黑" w:hAnsi="微软雅黑" w:eastAsia="微软雅黑"/>
@@ -4204,7 +4206,7 @@
           <w:color w:val="505050"/>
           <w:sz w:val="20"/>
         </w:rPr>
-        <w:t>（官方公示里确有），建议补上（题目来源见第 6 节）。</w:t>
+        <w:t>的赛题包补入，A–H 全套完整）。</w:t>
       </w:r>
     </w:p>
     <w:p>
